--- a/fra/docx/006.content.docx
+++ b/fra/docx/006.content.docx
@@ -150,26 +150,6 @@
           <w:lang w:val="fr_FR" w:bidi="fr_FR"/>
         </w:rPr>
         <w:t>E</w:t>
-      </w:r>
-      <w:r>
-        <w:rPr>
-          <w:lang w:val="fr_FR" w:bidi="fr_FR"/>
-        </w:rPr>
-      </w:r>
-    </w:p>
-    <w:p>
-      <w:pPr/>
-      <w:r>
-        <w:rPr>
-          <w:lang w:val="fr_FR" w:bidi="fr_FR"/>
-        </w:rPr>
-      </w:r>
-      <w:r>
-        <w:rPr>
-          <w:i/>
-          <w:lang w:val="fr_FR" w:bidi="fr_FR"/>
-        </w:rPr>
-        <w:t>Être citoyen du royaume de Dieu, Expiation</w:t>
       </w:r>
       <w:r>
         <w:rPr>

--- a/fra/docx/006.content.docx
+++ b/fra/docx/006.content.docx
@@ -19,7 +19,7 @@
         <w:rPr>
           <w:lang w:val="fr_FR" w:bidi="fr_FR"/>
         </w:rPr>
-        <w:t>Resource: Study Notes - Themes (Tyndale)</w:t>
+        <w:t>Resource: Tyndale Open Study Notes</w:t>
       </w:r>
       <w:r>
         <w:rPr>
@@ -112,7 +112,7 @@
         <w:rPr>
           <w:lang w:val="fr_FR" w:bidi="fr_FR"/>
         </w:rPr>
-        <w:t>Study Notes - Themes (Tyndale)</w:t>
+        <w:t>Tyndale Open Study Notes</w:t>
       </w:r>
     </w:p>
     <w:p>

--- a/fra/docx/006.content.docx
+++ b/fra/docx/006.content.docx
@@ -19,7 +19,7 @@
         <w:rPr>
           <w:lang w:val="fr_FR" w:bidi="fr_FR"/>
         </w:rPr>
-        <w:t>Resource: Tyndale Open Study Notes</w:t>
+        <w:t>Resource: Aquifer Open Study Notes (Themes)</w:t>
       </w:r>
       <w:r>
         <w:rPr>
@@ -112,7 +112,7 @@
         <w:rPr>
           <w:lang w:val="fr_FR" w:bidi="fr_FR"/>
         </w:rPr>
-        <w:t>Tyndale Open Study Notes</w:t>
+        <w:t>Aquifer Open Study Notes (Themes)</w:t>
       </w:r>
     </w:p>
     <w:p>

--- a/fra/docx/006.content.docx
+++ b/fra/docx/006.content.docx
@@ -233,18 +233,12 @@
         </w:rPr>
         <w:t>Les Juifs du premier siècle désiraient avoir un messie qui serait un roi comme David ou un chef guerrier comme Judas Maccabée, afin de vaincre leurs oppresseurs. Jésus enseigne que le royaume de Dieu a d'autres priorités que cette façon de penser (</w:t>
       </w:r>
-      <w:hyperlink r:id="rId13">
-        <w:r>
-          <w:rPr>
-            <w:lang w:val="fr_FR" w:bidi="fr_FR"/>
-          </w:rPr>
-          <w:rPr>
-            <w:color w:val="0000EE"/>
-            <w:u w:val="single"/>
-          </w:rPr>
-          <w:t>Mt 5.43–48</w:t>
-        </w:r>
-      </w:hyperlink>
+      <w:r>
+        <w:rPr>
+          <w:lang w:val="fr_FR" w:bidi="fr_FR"/>
+        </w:rPr>
+        <w:t>Mt 5.43–48</w:t>
+      </w:r>
       <w:r>
         <w:rPr>
           <w:lang w:val="fr_FR" w:bidi="fr_FR"/>
@@ -279,18 +273,12 @@
         </w:rPr>
         <w:t>Jésus décrit ceux qui héritent du royaume des cieux du point de vue de leur relation avec Dieu, de la transformation de leurs cœurs et de leurs relations avec les autres. Cet enseignement de Jésus a frappé ceux qui l'écoutaient (</w:t>
       </w:r>
-      <w:hyperlink r:id="rId14">
-        <w:r>
-          <w:rPr>
-            <w:lang w:val="fr_FR" w:bidi="fr_FR"/>
-          </w:rPr>
-          <w:rPr>
-            <w:color w:val="0000EE"/>
-            <w:u w:val="single"/>
-          </w:rPr>
-          <w:t>Mt 7.28–29</w:t>
-        </w:r>
-      </w:hyperlink>
+      <w:r>
+        <w:rPr>
+          <w:lang w:val="fr_FR" w:bidi="fr_FR"/>
+        </w:rPr>
+        <w:t>Mt 7.28–29</w:t>
+      </w:r>
       <w:r>
         <w:rPr>
           <w:lang w:val="fr_FR" w:bidi="fr_FR"/>
@@ -311,54 +299,36 @@
         </w:rPr>
         <w:t>Souvent, il est tentant de séparer ces trois domaines, mais ils sont toujours liés. Par exemple, l'enseignement de Jésus au sujet de l'humilité pourrait sembler s'appliquer au cœur seulement, mais il concerne aussi notre attitude envers Dieu et les autres (</w:t>
       </w:r>
-      <w:hyperlink r:id="rId15">
-        <w:r>
-          <w:rPr>
-            <w:lang w:val="fr_FR" w:bidi="fr_FR"/>
-          </w:rPr>
-          <w:rPr>
-            <w:color w:val="0000EE"/>
-            <w:u w:val="single"/>
-          </w:rPr>
-          <w:t>Mt 5.5</w:t>
-        </w:r>
-      </w:hyperlink>
+      <w:r>
+        <w:rPr>
+          <w:lang w:val="fr_FR" w:bidi="fr_FR"/>
+        </w:rPr>
+        <w:t>Mt 5.5</w:t>
+      </w:r>
       <w:r>
         <w:rPr>
           <w:lang w:val="fr_FR" w:bidi="fr_FR"/>
         </w:rPr>
         <w:t>). Le commandement de ne pas résister à une personne malfaisante qui fait le mal semble concerner les actions seulement (</w:t>
       </w:r>
-      <w:hyperlink r:id="rId16">
-        <w:r>
-          <w:rPr>
-            <w:lang w:val="fr_FR" w:bidi="fr_FR"/>
-          </w:rPr>
-          <w:rPr>
-            <w:color w:val="0000EE"/>
-            <w:u w:val="single"/>
-          </w:rPr>
-          <w:t>5.39</w:t>
-        </w:r>
-      </w:hyperlink>
+      <w:r>
+        <w:rPr>
+          <w:lang w:val="fr_FR" w:bidi="fr_FR"/>
+        </w:rPr>
+        <w:t>5.39</w:t>
+      </w:r>
       <w:r>
         <w:rPr>
           <w:lang w:val="fr_FR" w:bidi="fr_FR"/>
         </w:rPr>
         <w:t>). Cependant, pour y obéir, il faut la foi et une transformation du cœur. L'enseignement sur la prière semble concerner principalement notre relation avec Dieu (</w:t>
       </w:r>
-      <w:hyperlink r:id="rId17">
-        <w:r>
-          <w:rPr>
-            <w:lang w:val="fr_FR" w:bidi="fr_FR"/>
-          </w:rPr>
-          <w:rPr>
-            <w:color w:val="0000EE"/>
-            <w:u w:val="single"/>
-          </w:rPr>
-          <w:t>6.5–15</w:t>
-        </w:r>
-      </w:hyperlink>
+      <w:r>
+        <w:rPr>
+          <w:lang w:val="fr_FR" w:bidi="fr_FR"/>
+        </w:rPr>
+        <w:t>6.5–15</w:t>
+      </w:r>
       <w:r>
         <w:rPr>
           <w:lang w:val="fr_FR" w:bidi="fr_FR"/>
@@ -379,36 +349,24 @@
         </w:rPr>
         <w:t>Pour être citoyen du royaume des cieux, il faut suivre Jésus et mener une vie centrée sur Dieu, et non sur soi-même. Si quelqu'un est religieux extérieurement seulement, alors cette personne est en fin de compte centrée sur elle-même. Il ne faut pas agir pour obtenir des récompenses et se penser juste soi-même. La vraie justice est celle du cœur, celle que seul Dieu peut accorder. Jésus appelle à une transformation véritable et profonde (</w:t>
       </w:r>
-      <w:hyperlink r:id="rId18">
-        <w:r>
-          <w:rPr>
-            <w:lang w:val="fr_FR" w:bidi="fr_FR"/>
-          </w:rPr>
-          <w:rPr>
-            <w:color w:val="0000EE"/>
-            <w:u w:val="single"/>
-          </w:rPr>
-          <w:t>Mt 5.20</w:t>
-        </w:r>
-      </w:hyperlink>
+      <w:r>
+        <w:rPr>
+          <w:lang w:val="fr_FR" w:bidi="fr_FR"/>
+        </w:rPr>
+        <w:t>Mt 5.20</w:t>
+      </w:r>
       <w:r>
         <w:rPr>
           <w:lang w:val="fr_FR" w:bidi="fr_FR"/>
         </w:rPr>
         <w:t xml:space="preserve">, </w:t>
       </w:r>
-      <w:hyperlink r:id="rId19">
-        <w:r>
-          <w:rPr>
-            <w:lang w:val="fr_FR" w:bidi="fr_FR"/>
-          </w:rPr>
-          <w:rPr>
-            <w:color w:val="0000EE"/>
-            <w:u w:val="single"/>
-          </w:rPr>
-          <w:t>48</w:t>
-        </w:r>
-      </w:hyperlink>
+      <w:r>
+        <w:rPr>
+          <w:lang w:val="fr_FR" w:bidi="fr_FR"/>
+        </w:rPr>
+        <w:t>48</w:t>
+      </w:r>
       <w:r>
         <w:rPr>
           <w:lang w:val="fr_FR" w:bidi="fr_FR"/>
@@ -438,144 +396,96 @@
           <w:lang w:val="fr_FR" w:bidi="fr_FR"/>
         </w:rPr>
       </w:r>
-      <w:hyperlink r:id="rId20">
-        <w:r>
-          <w:rPr>
-            <w:lang w:val="fr_FR" w:bidi="fr_FR"/>
-          </w:rPr>
-          <w:rPr>
-            <w:color w:val="0000EE"/>
-            <w:u w:val="single"/>
-          </w:rPr>
-          <w:t>Matthieu 7.24–29</w:t>
-        </w:r>
-      </w:hyperlink>
+      <w:r>
+        <w:rPr>
+          <w:lang w:val="fr_FR" w:bidi="fr_FR"/>
+        </w:rPr>
+        <w:t>Matthieu 7.24–29</w:t>
+      </w:r>
       <w:r>
         <w:rPr>
           <w:lang w:val="fr_FR" w:bidi="fr_FR"/>
         </w:rPr>
         <w:t xml:space="preserve"> ; </w:t>
       </w:r>
-      <w:hyperlink r:id="rId21">
-        <w:r>
-          <w:rPr>
-            <w:lang w:val="fr_FR" w:bidi="fr_FR"/>
-          </w:rPr>
-          <w:rPr>
-            <w:color w:val="0000EE"/>
-            <w:u w:val="single"/>
-          </w:rPr>
-          <w:t>13.1–52</w:t>
-        </w:r>
-      </w:hyperlink>
+      <w:r>
+        <w:rPr>
+          <w:lang w:val="fr_FR" w:bidi="fr_FR"/>
+        </w:rPr>
+        <w:t>13.1–52</w:t>
+      </w:r>
       <w:r>
         <w:rPr>
           <w:lang w:val="fr_FR" w:bidi="fr_FR"/>
         </w:rPr>
         <w:t xml:space="preserve"> ; </w:t>
       </w:r>
-      <w:hyperlink r:id="rId22">
-        <w:r>
-          <w:rPr>
-            <w:lang w:val="fr_FR" w:bidi="fr_FR"/>
-          </w:rPr>
-          <w:rPr>
-            <w:color w:val="0000EE"/>
-            <w:u w:val="single"/>
-          </w:rPr>
-          <w:t>Marc 10.14–16</w:t>
-        </w:r>
-      </w:hyperlink>
+      <w:r>
+        <w:rPr>
+          <w:lang w:val="fr_FR" w:bidi="fr_FR"/>
+        </w:rPr>
+        <w:t>Marc 10.14–16</w:t>
+      </w:r>
       <w:r>
         <w:rPr>
           <w:lang w:val="fr_FR" w:bidi="fr_FR"/>
         </w:rPr>
         <w:t xml:space="preserve"> ; </w:t>
       </w:r>
-      <w:hyperlink r:id="rId23">
-        <w:r>
-          <w:rPr>
-            <w:lang w:val="fr_FR" w:bidi="fr_FR"/>
-          </w:rPr>
-          <w:rPr>
-            <w:color w:val="0000EE"/>
-            <w:u w:val="single"/>
-          </w:rPr>
-          <w:t>Luc 8.1–3</w:t>
-        </w:r>
-      </w:hyperlink>
+      <w:r>
+        <w:rPr>
+          <w:lang w:val="fr_FR" w:bidi="fr_FR"/>
+        </w:rPr>
+        <w:t>Luc 8.1–3</w:t>
+      </w:r>
       <w:r>
         <w:rPr>
           <w:lang w:val="fr_FR" w:bidi="fr_FR"/>
         </w:rPr>
         <w:t xml:space="preserve"> ; </w:t>
       </w:r>
-      <w:hyperlink r:id="rId24">
-        <w:r>
-          <w:rPr>
-            <w:lang w:val="fr_FR" w:bidi="fr_FR"/>
-          </w:rPr>
-          <w:rPr>
-            <w:color w:val="0000EE"/>
-            <w:u w:val="single"/>
-          </w:rPr>
-          <w:t>9.1–6</w:t>
-        </w:r>
-      </w:hyperlink>
+      <w:r>
+        <w:rPr>
+          <w:lang w:val="fr_FR" w:bidi="fr_FR"/>
+        </w:rPr>
+        <w:t>9.1–6</w:t>
+      </w:r>
       <w:r>
         <w:rPr>
           <w:lang w:val="fr_FR" w:bidi="fr_FR"/>
         </w:rPr>
         <w:t xml:space="preserve"> ; </w:t>
       </w:r>
-      <w:hyperlink r:id="rId25">
-        <w:r>
-          <w:rPr>
-            <w:lang w:val="fr_FR" w:bidi="fr_FR"/>
-          </w:rPr>
-          <w:rPr>
-            <w:color w:val="0000EE"/>
-            <w:u w:val="single"/>
-          </w:rPr>
-          <w:t>Jean 3.1–21</w:t>
-        </w:r>
-      </w:hyperlink>
+      <w:r>
+        <w:rPr>
+          <w:lang w:val="fr_FR" w:bidi="fr_FR"/>
+        </w:rPr>
+        <w:t>Jean 3.1–21</w:t>
+      </w:r>
       <w:r>
         <w:rPr>
           <w:lang w:val="fr_FR" w:bidi="fr_FR"/>
         </w:rPr>
         <w:t xml:space="preserve"> ; </w:t>
       </w:r>
-      <w:hyperlink r:id="rId26">
-        <w:r>
-          <w:rPr>
-            <w:lang w:val="fr_FR" w:bidi="fr_FR"/>
-          </w:rPr>
-          <w:rPr>
-            <w:color w:val="0000EE"/>
-            <w:u w:val="single"/>
-          </w:rPr>
-          <w:t>Actes 8.12</w:t>
-        </w:r>
-      </w:hyperlink>
+      <w:r>
+        <w:rPr>
+          <w:lang w:val="fr_FR" w:bidi="fr_FR"/>
+        </w:rPr>
+        <w:t>Actes 8.12</w:t>
+      </w:r>
       <w:r>
         <w:rPr>
           <w:lang w:val="fr_FR" w:bidi="fr_FR"/>
         </w:rPr>
         <w:t xml:space="preserve"> ; </w:t>
       </w:r>
-      <w:hyperlink r:id="rId27">
-        <w:r>
-          <w:rPr>
-            <w:lang w:val="fr_FR" w:bidi="fr_FR"/>
-          </w:rPr>
-          <w:rPr>
-            <w:color w:val="0000EE"/>
-            <w:u w:val="single"/>
-          </w:rPr>
-          <w:t>28.23–31</w:t>
-        </w:r>
-      </w:hyperlink>
+      <w:r>
+        <w:rPr>
+          <w:lang w:val="fr_FR" w:bidi="fr_FR"/>
+        </w:rPr>
+        <w:t>28.23–31</w:t>
+      </w:r>
       <w:r>
         <w:rPr>
           <w:lang w:val="fr_FR" w:bidi="fr_FR"/>
@@ -624,18 +534,12 @@
         </w:rPr>
         <w:t xml:space="preserve">Dans </w:t>
       </w:r>
-      <w:hyperlink r:id="rId28">
-        <w:r>
-          <w:rPr>
-            <w:lang w:val="fr_FR" w:bidi="fr_FR"/>
-          </w:rPr>
-          <w:rPr>
-            <w:color w:val="0000EE"/>
-            <w:u w:val="single"/>
-          </w:rPr>
-          <w:t>Lévitique 16</w:t>
-        </w:r>
-      </w:hyperlink>
+      <w:r>
+        <w:rPr>
+          <w:lang w:val="fr_FR" w:bidi="fr_FR"/>
+        </w:rPr>
+        <w:t>Lévitique 16</w:t>
+      </w:r>
       <w:r>
         <w:rPr>
           <w:lang w:val="fr_FR" w:bidi="fr_FR"/>
@@ -656,18 +560,12 @@
         </w:rPr>
         <w:t>Puisque Dieu est saint, il ne peut pas cohabiter avec l'impureté et le péché. Dans sa grâce, il permettait de sacrifier des animaux pour obtenir le pardon des péchés. La mort de l'animal représentait la mort du pécheur. Le prix de son péché (la mort) était donc payé, et celui qui offrait le sacrifice recevait le pardon et restait en vie. Le sang avait un rôle important dans les sacrifices parce qu'il représentait la vie de l'animal sacrifié (</w:t>
       </w:r>
-      <w:hyperlink r:id="rId29">
-        <w:r>
-          <w:rPr>
-            <w:lang w:val="fr_FR" w:bidi="fr_FR"/>
-          </w:rPr>
-          <w:rPr>
-            <w:color w:val="0000EE"/>
-            <w:u w:val="single"/>
-          </w:rPr>
-          <w:t>Lv 17.11</w:t>
-        </w:r>
-      </w:hyperlink>
+      <w:r>
+        <w:rPr>
+          <w:lang w:val="fr_FR" w:bidi="fr_FR"/>
+        </w:rPr>
+        <w:t>Lv 17.11</w:t>
+      </w:r>
       <w:r>
         <w:rPr>
           <w:lang w:val="fr_FR" w:bidi="fr_FR"/>
@@ -688,18 +586,12 @@
         </w:rPr>
         <w:t>Les sacrifices pour le péché couvraient la réparation, la purification et la réconciliation avec Dieu. Par exemple, lorsque quelqu'un avait causé des dommages ou la perte de la propriété d'autrui, il devait offrir un sacrifice de réparation. Ce sacrifice est appelé un sacrifice de culpabilité dans la Louis Segond. Quand c'était possible, un remboursement avec une surcharge de 20 pourcent était requis (</w:t>
       </w:r>
-      <w:hyperlink r:id="rId30">
-        <w:r>
-          <w:rPr>
-            <w:lang w:val="fr_FR" w:bidi="fr_FR"/>
-          </w:rPr>
-          <w:rPr>
-            <w:color w:val="0000EE"/>
-            <w:u w:val="single"/>
-          </w:rPr>
-          <w:t>5.14–5.26</w:t>
-        </w:r>
-      </w:hyperlink>
+      <w:r>
+        <w:rPr>
+          <w:lang w:val="fr_FR" w:bidi="fr_FR"/>
+        </w:rPr>
+        <w:t>5.14–5.26</w:t>
+      </w:r>
       <w:r>
         <w:rPr>
           <w:lang w:val="fr_FR" w:bidi="fr_FR"/>
@@ -720,36 +612,24 @@
         </w:rPr>
         <w:t>La purification du péché était nécessaire quand quelqu'un avait péché directement contre Dieu. L'adorateur offrait un sacrifice d'expiation (</w:t>
       </w:r>
-      <w:hyperlink r:id="rId31">
-        <w:r>
-          <w:rPr>
-            <w:lang w:val="fr_FR" w:bidi="fr_FR"/>
-          </w:rPr>
-          <w:rPr>
-            <w:color w:val="0000EE"/>
-            <w:u w:val="single"/>
-          </w:rPr>
-          <w:t>1.1–17</w:t>
-        </w:r>
-      </w:hyperlink>
+      <w:r>
+        <w:rPr>
+          <w:lang w:val="fr_FR" w:bidi="fr_FR"/>
+        </w:rPr>
+        <w:t>1.1–17</w:t>
+      </w:r>
       <w:r>
         <w:rPr>
           <w:lang w:val="fr_FR" w:bidi="fr_FR"/>
         </w:rPr>
         <w:t xml:space="preserve"> ; </w:t>
       </w:r>
-      <w:hyperlink r:id="rId32">
-        <w:r>
-          <w:rPr>
-            <w:lang w:val="fr_FR" w:bidi="fr_FR"/>
-          </w:rPr>
-          <w:rPr>
-            <w:color w:val="0000EE"/>
-            <w:u w:val="single"/>
-          </w:rPr>
-          <w:t>4.1–5.26</w:t>
-        </w:r>
-      </w:hyperlink>
+      <w:r>
+        <w:rPr>
+          <w:lang w:val="fr_FR" w:bidi="fr_FR"/>
+        </w:rPr>
+        <w:t>4.1–5.26</w:t>
+      </w:r>
       <w:r>
         <w:rPr>
           <w:lang w:val="fr_FR" w:bidi="fr_FR"/>
@@ -770,72 +650,48 @@
         </w:rPr>
         <w:t>Dans les sacrifices d'expiation qui rétablissent la paix avec Dieu, poser les mains sur l'animal symbolisait la relation entre l'animal sacrifié et l'adorateur qui donnait l'animal en sacrifice (</w:t>
       </w:r>
-      <w:hyperlink r:id="rId33">
-        <w:r>
-          <w:rPr>
-            <w:lang w:val="fr_FR" w:bidi="fr_FR"/>
-          </w:rPr>
-          <w:rPr>
-            <w:color w:val="0000EE"/>
-            <w:u w:val="single"/>
-          </w:rPr>
-          <w:t>4.4–35</w:t>
-        </w:r>
-      </w:hyperlink>
+      <w:r>
+        <w:rPr>
+          <w:lang w:val="fr_FR" w:bidi="fr_FR"/>
+        </w:rPr>
+        <w:t>4.4–35</w:t>
+      </w:r>
       <w:r>
         <w:rPr>
           <w:lang w:val="fr_FR" w:bidi="fr_FR"/>
         </w:rPr>
         <w:t xml:space="preserve"> ; </w:t>
       </w:r>
-      <w:hyperlink r:id="rId34">
-        <w:r>
-          <w:rPr>
-            <w:lang w:val="fr_FR" w:bidi="fr_FR"/>
-          </w:rPr>
-          <w:rPr>
-            <w:color w:val="0000EE"/>
-            <w:u w:val="single"/>
-          </w:rPr>
-          <w:t>16.21</w:t>
-        </w:r>
-      </w:hyperlink>
+      <w:r>
+        <w:rPr>
+          <w:lang w:val="fr_FR" w:bidi="fr_FR"/>
+        </w:rPr>
+        <w:t>16.21</w:t>
+      </w:r>
       <w:r>
         <w:rPr>
           <w:lang w:val="fr_FR" w:bidi="fr_FR"/>
         </w:rPr>
         <w:t>). Comme le sang représentait la vie de l'animal (</w:t>
       </w:r>
-      <w:hyperlink r:id="rId35">
-        <w:r>
-          <w:rPr>
-            <w:lang w:val="fr_FR" w:bidi="fr_FR"/>
-          </w:rPr>
-          <w:rPr>
-            <w:color w:val="0000EE"/>
-            <w:u w:val="single"/>
-          </w:rPr>
-          <w:t>17.14</w:t>
-        </w:r>
-      </w:hyperlink>
+      <w:r>
+        <w:rPr>
+          <w:lang w:val="fr_FR" w:bidi="fr_FR"/>
+        </w:rPr>
+        <w:t>17.14</w:t>
+      </w:r>
       <w:r>
         <w:rPr>
           <w:lang w:val="fr_FR" w:bidi="fr_FR"/>
         </w:rPr>
         <w:t>), il était présenté à Dieu en remplacement de la vie de l'adorateur (</w:t>
       </w:r>
-      <w:hyperlink r:id="rId29">
-        <w:r>
-          <w:rPr>
-            <w:lang w:val="fr_FR" w:bidi="fr_FR"/>
-          </w:rPr>
-          <w:rPr>
-            <w:color w:val="0000EE"/>
-            <w:u w:val="single"/>
-          </w:rPr>
-          <w:t>17.11</w:t>
-        </w:r>
-      </w:hyperlink>
+      <w:r>
+        <w:rPr>
+          <w:lang w:val="fr_FR" w:bidi="fr_FR"/>
+        </w:rPr>
+        <w:t>17.11</w:t>
+      </w:r>
       <w:r>
         <w:rPr>
           <w:lang w:val="fr_FR" w:bidi="fr_FR"/>
@@ -856,84 +712,54 @@
         </w:rPr>
         <w:t>Dans le NT, Jésus est l'agneau de Dieu qui enlève le péché du monde (</w:t>
       </w:r>
-      <w:hyperlink r:id="rId36">
-        <w:r>
-          <w:rPr>
-            <w:lang w:val="fr_FR" w:bidi="fr_FR"/>
-          </w:rPr>
-          <w:rPr>
-            <w:color w:val="0000EE"/>
-            <w:u w:val="single"/>
-          </w:rPr>
-          <w:t>Jn 1.29</w:t>
-        </w:r>
-      </w:hyperlink>
+      <w:r>
+        <w:rPr>
+          <w:lang w:val="fr_FR" w:bidi="fr_FR"/>
+        </w:rPr>
+        <w:t>Jn 1.29</w:t>
+      </w:r>
       <w:r>
         <w:rPr>
           <w:lang w:val="fr_FR" w:bidi="fr_FR"/>
         </w:rPr>
         <w:t>). En se présentant comme sacrifice dans le sanctuaire céleste, il a obtenu une « rédemption éternelle » pour les chrétiens, car il est le sacrifice parfait et complet qui n'a pas besoin d'être répété (</w:t>
       </w:r>
-      <w:hyperlink r:id="rId37">
-        <w:r>
-          <w:rPr>
-            <w:lang w:val="fr_FR" w:bidi="fr_FR"/>
-          </w:rPr>
-          <w:rPr>
-            <w:color w:val="0000EE"/>
-            <w:u w:val="single"/>
-          </w:rPr>
-          <w:t xml:space="preserve">Hé </w:t>
-        </w:r>
-      </w:hyperlink>
-      <w:hyperlink r:id="rId38">
-        <w:r>
-          <w:rPr>
-            <w:lang w:val="fr_FR" w:bidi="fr_FR"/>
-          </w:rPr>
-          <w:rPr>
-            <w:color w:val="0000EE"/>
-            <w:u w:val="single"/>
-          </w:rPr>
-          <w:t>9.12–14</w:t>
-        </w:r>
-      </w:hyperlink>
+      <w:r>
+        <w:rPr>
+          <w:lang w:val="fr_FR" w:bidi="fr_FR"/>
+        </w:rPr>
+        <w:t xml:space="preserve">Hé </w:t>
+      </w:r>
+      <w:r>
+        <w:rPr>
+          <w:lang w:val="fr_FR" w:bidi="fr_FR"/>
+        </w:rPr>
+        <w:t>9.12–14</w:t>
+      </w:r>
       <w:r>
         <w:rPr>
           <w:lang w:val="fr_FR" w:bidi="fr_FR"/>
         </w:rPr>
         <w:t>). Son sang fait l'expiation des péchés du monde (</w:t>
       </w:r>
-      <w:hyperlink r:id="rId39">
-        <w:r>
-          <w:rPr>
-            <w:lang w:val="fr_FR" w:bidi="fr_FR"/>
-          </w:rPr>
-          <w:rPr>
-            <w:color w:val="0000EE"/>
-            <w:u w:val="single"/>
-          </w:rPr>
-          <w:t>Ep 1.7</w:t>
-        </w:r>
-      </w:hyperlink>
+      <w:r>
+        <w:rPr>
+          <w:lang w:val="fr_FR" w:bidi="fr_FR"/>
+        </w:rPr>
+        <w:t>Ep 1.7</w:t>
+      </w:r>
       <w:r>
         <w:rPr>
           <w:lang w:val="fr_FR" w:bidi="fr_FR"/>
         </w:rPr>
         <w:t xml:space="preserve"> ; </w:t>
       </w:r>
-      <w:hyperlink r:id="rId40">
-        <w:r>
-          <w:rPr>
-            <w:lang w:val="fr_FR" w:bidi="fr_FR"/>
-          </w:rPr>
-          <w:rPr>
-            <w:color w:val="0000EE"/>
-            <w:u w:val="single"/>
-          </w:rPr>
-          <w:t>Col 1.20</w:t>
-        </w:r>
-      </w:hyperlink>
+      <w:r>
+        <w:rPr>
+          <w:lang w:val="fr_FR" w:bidi="fr_FR"/>
+        </w:rPr>
+        <w:t>Col 1.20</w:t>
+      </w:r>
       <w:r>
         <w:rPr>
           <w:lang w:val="fr_FR" w:bidi="fr_FR"/>
@@ -963,324 +789,216 @@
           <w:lang w:val="fr_FR" w:bidi="fr_FR"/>
         </w:rPr>
       </w:r>
-      <w:hyperlink r:id="rId41">
-        <w:r>
-          <w:rPr>
-            <w:lang w:val="fr_FR" w:bidi="fr_FR"/>
-          </w:rPr>
-          <w:rPr>
-            <w:color w:val="0000EE"/>
-            <w:u w:val="single"/>
-          </w:rPr>
-          <w:t>Exode 25.17–22</w:t>
-        </w:r>
-      </w:hyperlink>
+      <w:r>
+        <w:rPr>
+          <w:lang w:val="fr_FR" w:bidi="fr_FR"/>
+        </w:rPr>
+        <w:t>Exode 25.17–22</w:t>
+      </w:r>
       <w:r>
         <w:rPr>
           <w:lang w:val="fr_FR" w:bidi="fr_FR"/>
         </w:rPr>
         <w:t xml:space="preserve"> ; </w:t>
       </w:r>
-      <w:hyperlink r:id="rId42">
-        <w:r>
-          <w:rPr>
-            <w:lang w:val="fr_FR" w:bidi="fr_FR"/>
-          </w:rPr>
-          <w:rPr>
-            <w:color w:val="0000EE"/>
-            <w:u w:val="single"/>
-          </w:rPr>
-          <w:t>30.10–16</w:t>
-        </w:r>
-      </w:hyperlink>
+      <w:r>
+        <w:rPr>
+          <w:lang w:val="fr_FR" w:bidi="fr_FR"/>
+        </w:rPr>
+        <w:t>30.10–16</w:t>
+      </w:r>
       <w:r>
         <w:rPr>
           <w:lang w:val="fr_FR" w:bidi="fr_FR"/>
         </w:rPr>
         <w:t xml:space="preserve"> ; </w:t>
       </w:r>
-      <w:hyperlink r:id="rId31">
-        <w:r>
-          <w:rPr>
-            <w:lang w:val="fr_FR" w:bidi="fr_FR"/>
-          </w:rPr>
-          <w:rPr>
-            <w:color w:val="0000EE"/>
-            <w:u w:val="single"/>
-          </w:rPr>
-          <w:t>Lévitique 1.1–17</w:t>
-        </w:r>
-      </w:hyperlink>
+      <w:r>
+        <w:rPr>
+          <w:lang w:val="fr_FR" w:bidi="fr_FR"/>
+        </w:rPr>
+        <w:t>Lévitique 1.1–17</w:t>
+      </w:r>
       <w:r>
         <w:rPr>
           <w:lang w:val="fr_FR" w:bidi="fr_FR"/>
         </w:rPr>
         <w:t xml:space="preserve"> ; </w:t>
       </w:r>
-      <w:hyperlink r:id="rId43">
-        <w:r>
-          <w:rPr>
-            <w:lang w:val="fr_FR" w:bidi="fr_FR"/>
-          </w:rPr>
-          <w:rPr>
-            <w:color w:val="0000EE"/>
-            <w:u w:val="single"/>
-          </w:rPr>
-          <w:t>4.1–6.7</w:t>
-        </w:r>
-      </w:hyperlink>
+      <w:r>
+        <w:rPr>
+          <w:lang w:val="fr_FR" w:bidi="fr_FR"/>
+        </w:rPr>
+        <w:t>4.1–6.7</w:t>
+      </w:r>
       <w:r>
         <w:rPr>
           <w:lang w:val="fr_FR" w:bidi="fr_FR"/>
         </w:rPr>
         <w:t xml:space="preserve"> ; </w:t>
       </w:r>
-      <w:hyperlink r:id="rId28">
-        <w:r>
-          <w:rPr>
-            <w:lang w:val="fr_FR" w:bidi="fr_FR"/>
-          </w:rPr>
-          <w:rPr>
-            <w:color w:val="0000EE"/>
-            <w:u w:val="single"/>
-          </w:rPr>
-          <w:t>16.1–34</w:t>
-        </w:r>
-      </w:hyperlink>
+      <w:r>
+        <w:rPr>
+          <w:lang w:val="fr_FR" w:bidi="fr_FR"/>
+        </w:rPr>
+        <w:t>16.1–34</w:t>
+      </w:r>
       <w:r>
         <w:rPr>
           <w:lang w:val="fr_FR" w:bidi="fr_FR"/>
         </w:rPr>
         <w:t xml:space="preserve"> ; </w:t>
       </w:r>
-      <w:hyperlink r:id="rId44">
-        <w:r>
-          <w:rPr>
-            <w:lang w:val="fr_FR" w:bidi="fr_FR"/>
-          </w:rPr>
-          <w:rPr>
-            <w:color w:val="0000EE"/>
-            <w:u w:val="single"/>
-          </w:rPr>
-          <w:t>17.10–14</w:t>
-        </w:r>
-      </w:hyperlink>
+      <w:r>
+        <w:rPr>
+          <w:lang w:val="fr_FR" w:bidi="fr_FR"/>
+        </w:rPr>
+        <w:t>17.10–14</w:t>
+      </w:r>
       <w:r>
         <w:rPr>
           <w:lang w:val="fr_FR" w:bidi="fr_FR"/>
         </w:rPr>
         <w:t xml:space="preserve"> ; </w:t>
       </w:r>
-      <w:hyperlink r:id="rId45">
-        <w:r>
-          <w:rPr>
-            <w:lang w:val="fr_FR" w:bidi="fr_FR"/>
-          </w:rPr>
-          <w:rPr>
-            <w:color w:val="0000EE"/>
-            <w:u w:val="single"/>
-          </w:rPr>
-          <w:t>23.26–32</w:t>
-        </w:r>
-      </w:hyperlink>
+      <w:r>
+        <w:rPr>
+          <w:lang w:val="fr_FR" w:bidi="fr_FR"/>
+        </w:rPr>
+        <w:t>23.26–32</w:t>
+      </w:r>
       <w:r>
         <w:rPr>
           <w:lang w:val="fr_FR" w:bidi="fr_FR"/>
         </w:rPr>
         <w:t xml:space="preserve"> ; </w:t>
       </w:r>
-      <w:hyperlink r:id="rId46">
-        <w:r>
-          <w:rPr>
-            <w:lang w:val="fr_FR" w:bidi="fr_FR"/>
-          </w:rPr>
-          <w:rPr>
-            <w:color w:val="0000EE"/>
-            <w:u w:val="single"/>
-          </w:rPr>
-          <w:t>Nombres 15.22–29</w:t>
-        </w:r>
-      </w:hyperlink>
+      <w:r>
+        <w:rPr>
+          <w:lang w:val="fr_FR" w:bidi="fr_FR"/>
+        </w:rPr>
+        <w:t>Nombres 15.22–29</w:t>
+      </w:r>
       <w:r>
         <w:rPr>
           <w:lang w:val="fr_FR" w:bidi="fr_FR"/>
         </w:rPr>
         <w:t xml:space="preserve"> ; </w:t>
       </w:r>
-      <w:hyperlink r:id="rId47">
-        <w:r>
-          <w:rPr>
-            <w:lang w:val="fr_FR" w:bidi="fr_FR"/>
-          </w:rPr>
-          <w:rPr>
-            <w:color w:val="0000EE"/>
-            <w:u w:val="single"/>
-          </w:rPr>
-          <w:t>29.7–11</w:t>
-        </w:r>
-      </w:hyperlink>
+      <w:r>
+        <w:rPr>
+          <w:lang w:val="fr_FR" w:bidi="fr_FR"/>
+        </w:rPr>
+        <w:t>29.7–11</w:t>
+      </w:r>
       <w:r>
         <w:rPr>
           <w:lang w:val="fr_FR" w:bidi="fr_FR"/>
         </w:rPr>
         <w:t xml:space="preserve"> ; </w:t>
       </w:r>
-      <w:hyperlink r:id="rId48">
-        <w:r>
-          <w:rPr>
-            <w:lang w:val="fr_FR" w:bidi="fr_FR"/>
-          </w:rPr>
-          <w:rPr>
-            <w:color w:val="0000EE"/>
-            <w:u w:val="single"/>
-          </w:rPr>
-          <w:t>Psaume 51.9</w:t>
-        </w:r>
-      </w:hyperlink>
+      <w:r>
+        <w:rPr>
+          <w:lang w:val="fr_FR" w:bidi="fr_FR"/>
+        </w:rPr>
+        <w:t>Psaume 51.9</w:t>
+      </w:r>
       <w:r>
         <w:rPr>
           <w:lang w:val="fr_FR" w:bidi="fr_FR"/>
         </w:rPr>
         <w:t xml:space="preserve"> ; </w:t>
       </w:r>
-      <w:hyperlink r:id="rId49">
-        <w:r>
-          <w:rPr>
-            <w:lang w:val="fr_FR" w:bidi="fr_FR"/>
-          </w:rPr>
-          <w:rPr>
-            <w:color w:val="0000EE"/>
-            <w:u w:val="single"/>
-          </w:rPr>
-          <w:t>Proverbes 16.6</w:t>
-        </w:r>
-      </w:hyperlink>
+      <w:r>
+        <w:rPr>
+          <w:lang w:val="fr_FR" w:bidi="fr_FR"/>
+        </w:rPr>
+        <w:t>Proverbes 16.6</w:t>
+      </w:r>
       <w:r>
         <w:rPr>
           <w:lang w:val="fr_FR" w:bidi="fr_FR"/>
         </w:rPr>
         <w:t xml:space="preserve"> ; </w:t>
       </w:r>
-      <w:hyperlink r:id="rId50">
-        <w:r>
-          <w:rPr>
-            <w:lang w:val="fr_FR" w:bidi="fr_FR"/>
-          </w:rPr>
-          <w:rPr>
-            <w:color w:val="0000EE"/>
-            <w:u w:val="single"/>
-          </w:rPr>
-          <w:t>Ézéchiel 43.18–27</w:t>
-        </w:r>
-      </w:hyperlink>
+      <w:r>
+        <w:rPr>
+          <w:lang w:val="fr_FR" w:bidi="fr_FR"/>
+        </w:rPr>
+        <w:t>Ézéchiel 43.18–27</w:t>
+      </w:r>
       <w:r>
         <w:rPr>
           <w:lang w:val="fr_FR" w:bidi="fr_FR"/>
         </w:rPr>
         <w:t xml:space="preserve"> ; </w:t>
       </w:r>
-      <w:hyperlink r:id="rId51">
-        <w:r>
-          <w:rPr>
-            <w:lang w:val="fr_FR" w:bidi="fr_FR"/>
-          </w:rPr>
-          <w:rPr>
-            <w:color w:val="0000EE"/>
-            <w:u w:val="single"/>
-          </w:rPr>
-          <w:t>Daniel 9.24</w:t>
-        </w:r>
-      </w:hyperlink>
+      <w:r>
+        <w:rPr>
+          <w:lang w:val="fr_FR" w:bidi="fr_FR"/>
+        </w:rPr>
+        <w:t>Daniel 9.24</w:t>
+      </w:r>
       <w:r>
         <w:rPr>
           <w:lang w:val="fr_FR" w:bidi="fr_FR"/>
         </w:rPr>
         <w:t xml:space="preserve"> ; </w:t>
       </w:r>
-      <w:hyperlink r:id="rId36">
-        <w:r>
-          <w:rPr>
-            <w:lang w:val="fr_FR" w:bidi="fr_FR"/>
-          </w:rPr>
-          <w:rPr>
-            <w:color w:val="0000EE"/>
-            <w:u w:val="single"/>
-          </w:rPr>
-          <w:t>Jean 1.29</w:t>
-        </w:r>
-      </w:hyperlink>
+      <w:r>
+        <w:rPr>
+          <w:lang w:val="fr_FR" w:bidi="fr_FR"/>
+        </w:rPr>
+        <w:t>Jean 1.29</w:t>
+      </w:r>
       <w:r>
         <w:rPr>
           <w:lang w:val="fr_FR" w:bidi="fr_FR"/>
         </w:rPr>
         <w:t xml:space="preserve"> ; </w:t>
       </w:r>
-      <w:hyperlink r:id="rId39">
-        <w:r>
-          <w:rPr>
-            <w:lang w:val="fr_FR" w:bidi="fr_FR"/>
-          </w:rPr>
-          <w:rPr>
-            <w:color w:val="0000EE"/>
-            <w:u w:val="single"/>
-          </w:rPr>
-          <w:t>Éphésiens 1.7</w:t>
-        </w:r>
-      </w:hyperlink>
+      <w:r>
+        <w:rPr>
+          <w:lang w:val="fr_FR" w:bidi="fr_FR"/>
+        </w:rPr>
+        <w:t>Éphésiens 1.7</w:t>
+      </w:r>
       <w:r>
         <w:rPr>
           <w:lang w:val="fr_FR" w:bidi="fr_FR"/>
         </w:rPr>
         <w:t xml:space="preserve"> ; </w:t>
       </w:r>
-      <w:hyperlink r:id="rId40">
-        <w:r>
-          <w:rPr>
-            <w:lang w:val="fr_FR" w:bidi="fr_FR"/>
-          </w:rPr>
-          <w:rPr>
-            <w:color w:val="0000EE"/>
-            <w:u w:val="single"/>
-          </w:rPr>
-          <w:t>Colossiens 1.20</w:t>
-        </w:r>
-      </w:hyperlink>
+      <w:r>
+        <w:rPr>
+          <w:lang w:val="fr_FR" w:bidi="fr_FR"/>
+        </w:rPr>
+        <w:t>Colossiens 1.20</w:t>
+      </w:r>
       <w:r>
         <w:rPr>
           <w:lang w:val="fr_FR" w:bidi="fr_FR"/>
         </w:rPr>
         <w:t xml:space="preserve"> ; </w:t>
       </w:r>
-      <w:hyperlink r:id="rId52">
-        <w:r>
-          <w:rPr>
-            <w:lang w:val="fr_FR" w:bidi="fr_FR"/>
-          </w:rPr>
-          <w:rPr>
-            <w:color w:val="0000EE"/>
-            <w:u w:val="single"/>
-          </w:rPr>
-          <w:t>Hébreux 2.16–17</w:t>
-        </w:r>
-      </w:hyperlink>
+      <w:r>
+        <w:rPr>
+          <w:lang w:val="fr_FR" w:bidi="fr_FR"/>
+        </w:rPr>
+        <w:t>Hébreux 2.16–17</w:t>
+      </w:r>
       <w:r>
         <w:rPr>
           <w:lang w:val="fr_FR" w:bidi="fr_FR"/>
         </w:rPr>
         <w:t xml:space="preserve"> ; </w:t>
       </w:r>
-      <w:hyperlink r:id="rId38">
-        <w:r>
-          <w:rPr>
-            <w:lang w:val="fr_FR" w:bidi="fr_FR"/>
-          </w:rPr>
-          <w:rPr>
-            <w:color w:val="0000EE"/>
-            <w:u w:val="single"/>
-          </w:rPr>
-          <w:t>9.12–14</w:t>
-        </w:r>
-      </w:hyperlink>
+      <w:r>
+        <w:rPr>
+          <w:lang w:val="fr_FR" w:bidi="fr_FR"/>
+        </w:rPr>
+        <w:t>9.12–14</w:t>
+      </w:r>
       <w:r>
         <w:rPr>
           <w:lang w:val="fr_FR" w:bidi="fr_FR"/>
